--- a/logdoc/demo/sample.docx
+++ b/logdoc/demo/sample.docx
@@ -878,136 +878,136 @@
           <w:rStyle w:val="any"/>
           <w:lang w:val="en" w:eastAsia="en"/>
         </w:rPr>
-        <w:t>─────────────┬────────────────────────────────────────────────────────────────────────</w:t>
-      </w:r>
-    </w:p>
-    <w:p>
-      <w:pPr>
-        <w:pStyle w:val="stata-log"/>
-        <w:spacing w:before="0" w:after="0"/>
-        <w:ind w:left="300" w:right="300"/>
-        <w:rPr>
-          <w:rStyle w:val="any"/>
-          <w:lang w:val="en" w:eastAsia="en"/>
-        </w:rPr>
-      </w:pPr>
-      <w:r>
-        <w:rPr>
-          <w:rStyle w:val="any"/>
-          <w:lang w:val="en" w:eastAsia="en"/>
-        </w:rPr>
-        <w:t xml:space="preserve">        price │ Coefficient   Std. err.       t    P&gt;|t|      [95% con f. interval]</w:t>
-      </w:r>
-    </w:p>
-    <w:p>
-      <w:pPr>
-        <w:pStyle w:val="stata-log"/>
-        <w:spacing w:before="0" w:after="0"/>
-        <w:ind w:left="300" w:right="300"/>
-        <w:rPr>
-          <w:rStyle w:val="any"/>
-          <w:lang w:val="en" w:eastAsia="en"/>
-        </w:rPr>
-      </w:pPr>
-      <w:r>
-        <w:rPr>
-          <w:rStyle w:val="any"/>
-          <w:lang w:val="en" w:eastAsia="en"/>
-        </w:rPr>
-        <w:t>─────────────┼────────────────────────────────────────────────────────────────────────</w:t>
-      </w:r>
-    </w:p>
-    <w:p>
-      <w:pPr>
-        <w:pStyle w:val="stata-log"/>
-        <w:spacing w:before="0" w:after="0"/>
-        <w:ind w:left="300" w:right="300"/>
-        <w:rPr>
-          <w:rStyle w:val="any"/>
-          <w:lang w:val="en" w:eastAsia="en"/>
-        </w:rPr>
-      </w:pPr>
-      <w:r>
-        <w:rPr>
-          <w:rStyle w:val="any"/>
-          <w:lang w:val="en" w:eastAsia="en"/>
-        </w:rPr>
-        <w:t xml:space="preserve">         mpg │ </w:t>
-      </w:r>
-      <w:r>
-        <w:rPr>
-          <w:rStyle w:val="res"/>
-          <w:lang w:val="en" w:eastAsia="en"/>
-        </w:rPr>
-        <w:t xml:space="preserve">  -13.40719    72.10761     -0.19    0.853     -157.2579     130.4436</w:t>
-      </w:r>
-    </w:p>
-    <w:p>
-      <w:pPr>
-        <w:pStyle w:val="stata-log"/>
-        <w:spacing w:before="0" w:after="0"/>
-        <w:ind w:left="300" w:right="300"/>
-        <w:rPr>
-          <w:rStyle w:val="any"/>
-          <w:lang w:val="en" w:eastAsia="en"/>
-        </w:rPr>
-      </w:pPr>
-      <w:r>
-        <w:rPr>
-          <w:rStyle w:val="any"/>
-          <w:lang w:val="en" w:eastAsia="en"/>
-        </w:rPr>
-        <w:t xml:space="preserve">      weight │ </w:t>
-      </w:r>
-      <w:r>
-        <w:rPr>
-          <w:rStyle w:val="res"/>
-          <w:lang w:val="en" w:eastAsia="en"/>
-        </w:rPr>
-        <w:t xml:space="preserve">   5.716181    1.016095      5.63    0.000      3.689127     7.743235</w:t>
-      </w:r>
-    </w:p>
-    <w:p>
-      <w:pPr>
-        <w:pStyle w:val="stata-log"/>
-        <w:spacing w:before="0" w:after="0"/>
-        <w:ind w:left="300" w:right="300"/>
-        <w:rPr>
-          <w:rStyle w:val="any"/>
-          <w:lang w:val="en" w:eastAsia="en"/>
-        </w:rPr>
-      </w:pPr>
-      <w:r>
-        <w:rPr>
-          <w:rStyle w:val="any"/>
-          <w:lang w:val="en" w:eastAsia="en"/>
-        </w:rPr>
-        <w:t xml:space="preserve">      length │ </w:t>
-      </w:r>
-      <w:r>
-        <w:rPr>
-          <w:rStyle w:val="res"/>
-          <w:lang w:val="en" w:eastAsia="en"/>
-        </w:rPr>
-        <w:t xml:space="preserve">  -92.48018     33.5912     -2.75    0.008     -159.4928    -25.46758</w:t>
-      </w:r>
-    </w:p>
-    <w:p>
-      <w:pPr>
-        <w:pStyle w:val="stata-log"/>
-        <w:spacing w:before="0" w:after="0"/>
-        <w:ind w:left="300" w:right="300"/>
-        <w:rPr>
-          <w:rStyle w:val="any"/>
-          <w:lang w:val="en" w:eastAsia="en"/>
-        </w:rPr>
-      </w:pPr>
-      <w:r>
-        <w:rPr>
-          <w:rStyle w:val="any"/>
-          <w:lang w:val="en" w:eastAsia="en"/>
-        </w:rPr>
-        <w:t xml:space="preserve">             │────────────────────────────────────────────────────────────────────────</w:t>
+        <w:t>─────────────┬────────────────────────────────────────────────────────────────</w:t>
+      </w:r>
+    </w:p>
+    <w:p>
+      <w:pPr>
+        <w:pStyle w:val="stata-log"/>
+        <w:spacing w:before="0" w:after="0"/>
+        <w:ind w:left="300" w:right="300"/>
+        <w:rPr>
+          <w:rStyle w:val="any"/>
+          <w:lang w:val="en" w:eastAsia="en"/>
+        </w:rPr>
+      </w:pPr>
+      <w:r>
+        <w:rPr>
+          <w:rStyle w:val="any"/>
+          <w:lang w:val="en" w:eastAsia="en"/>
+        </w:rPr>
+        <w:t xml:space="preserve">       price │ Coefficient  Std. err.      t    P&gt;|t|     [95% conf. interval]</w:t>
+      </w:r>
+    </w:p>
+    <w:p>
+      <w:pPr>
+        <w:pStyle w:val="stata-log"/>
+        <w:spacing w:before="0" w:after="0"/>
+        <w:ind w:left="300" w:right="300"/>
+        <w:rPr>
+          <w:rStyle w:val="any"/>
+          <w:lang w:val="en" w:eastAsia="en"/>
+        </w:rPr>
+      </w:pPr>
+      <w:r>
+        <w:rPr>
+          <w:rStyle w:val="any"/>
+          <w:lang w:val="en" w:eastAsia="en"/>
+        </w:rPr>
+        <w:t>─────────────┼────────────────────────────────────────────────────────────────</w:t>
+      </w:r>
+    </w:p>
+    <w:p>
+      <w:pPr>
+        <w:pStyle w:val="stata-log"/>
+        <w:spacing w:before="0" w:after="0"/>
+        <w:ind w:left="300" w:right="300"/>
+        <w:rPr>
+          <w:rStyle w:val="any"/>
+          <w:lang w:val="en" w:eastAsia="en"/>
+        </w:rPr>
+      </w:pPr>
+      <w:r>
+        <w:rPr>
+          <w:rStyle w:val="any"/>
+          <w:lang w:val="en" w:eastAsia="en"/>
+        </w:rPr>
+        <w:t xml:space="preserve">         mpg │</w:t>
+      </w:r>
+      <w:r>
+        <w:rPr>
+          <w:rStyle w:val="res"/>
+          <w:lang w:val="en" w:eastAsia="en"/>
+        </w:rPr>
+        <w:t xml:space="preserve">  -13.40719   72.10761    -0.19   0.853    -157.2579    130.4436</w:t>
+      </w:r>
+    </w:p>
+    <w:p>
+      <w:pPr>
+        <w:pStyle w:val="stata-log"/>
+        <w:spacing w:before="0" w:after="0"/>
+        <w:ind w:left="300" w:right="300"/>
+        <w:rPr>
+          <w:rStyle w:val="any"/>
+          <w:lang w:val="en" w:eastAsia="en"/>
+        </w:rPr>
+      </w:pPr>
+      <w:r>
+        <w:rPr>
+          <w:rStyle w:val="any"/>
+          <w:lang w:val="en" w:eastAsia="en"/>
+        </w:rPr>
+        <w:t xml:space="preserve">      weight │</w:t>
+      </w:r>
+      <w:r>
+        <w:rPr>
+          <w:rStyle w:val="res"/>
+          <w:lang w:val="en" w:eastAsia="en"/>
+        </w:rPr>
+        <w:t xml:space="preserve">   5.716181   1.016095     5.63   0.000     3.689127    7.743235</w:t>
+      </w:r>
+    </w:p>
+    <w:p>
+      <w:pPr>
+        <w:pStyle w:val="stata-log"/>
+        <w:spacing w:before="0" w:after="0"/>
+        <w:ind w:left="300" w:right="300"/>
+        <w:rPr>
+          <w:rStyle w:val="any"/>
+          <w:lang w:val="en" w:eastAsia="en"/>
+        </w:rPr>
+      </w:pPr>
+      <w:r>
+        <w:rPr>
+          <w:rStyle w:val="any"/>
+          <w:lang w:val="en" w:eastAsia="en"/>
+        </w:rPr>
+        <w:t xml:space="preserve">      length │</w:t>
+      </w:r>
+      <w:r>
+        <w:rPr>
+          <w:rStyle w:val="res"/>
+          <w:lang w:val="en" w:eastAsia="en"/>
+        </w:rPr>
+        <w:t xml:space="preserve">  -92.48018    33.5912    -2.75   0.008    -159.4928   -25.46758</w:t>
+      </w:r>
+    </w:p>
+    <w:p>
+      <w:pPr>
+        <w:pStyle w:val="stata-log"/>
+        <w:spacing w:before="0" w:after="0"/>
+        <w:ind w:left="300" w:right="300"/>
+        <w:rPr>
+          <w:rStyle w:val="any"/>
+          <w:lang w:val="en" w:eastAsia="en"/>
+        </w:rPr>
+      </w:pPr>
+      <w:r>
+        <w:rPr>
+          <w:rStyle w:val="any"/>
+          <w:lang w:val="en" w:eastAsia="en"/>
+        </w:rPr>
+        <w:t xml:space="preserve">             │</w:t>
       </w:r>
     </w:p>
     <w:p>
@@ -1043,57 +1043,57 @@
           <w:rStyle w:val="any"/>
           <w:lang w:val="en" w:eastAsia="en"/>
         </w:rPr>
-        <w:t xml:space="preserve">    Foreign  │ </w:t>
-      </w:r>
-      <w:r>
-        <w:rPr>
-          <w:rStyle w:val="res"/>
-          <w:lang w:val="en" w:eastAsia="en"/>
-        </w:rPr>
-        <w:t xml:space="preserve">   3550.194    655.4564      5.42    0.000      2242.594     4857.793</w:t>
-      </w:r>
-    </w:p>
-    <w:p>
-      <w:pPr>
-        <w:pStyle w:val="stata-log"/>
-        <w:spacing w:before="0" w:after="0"/>
-        <w:ind w:left="300" w:right="300"/>
-        <w:rPr>
-          <w:rStyle w:val="any"/>
-          <w:lang w:val="en" w:eastAsia="en"/>
-        </w:rPr>
-      </w:pPr>
-      <w:r>
-        <w:rPr>
-          <w:rStyle w:val="any"/>
-          <w:lang w:val="en" w:eastAsia="en"/>
-        </w:rPr>
-        <w:t xml:space="preserve">       _cons │ </w:t>
-      </w:r>
-      <w:r>
-        <w:rPr>
-          <w:rStyle w:val="res"/>
-          <w:lang w:val="en" w:eastAsia="en"/>
-        </w:rPr>
-        <w:t xml:space="preserve">    5515.58    5241.941      1.05    0.296     -4941.807     15972.97</w:t>
-      </w:r>
-    </w:p>
-    <w:p>
-      <w:pPr>
-        <w:pStyle w:val="stata-log"/>
-        <w:spacing w:before="0" w:after="0"/>
-        <w:ind w:left="300" w:right="300"/>
-        <w:rPr>
-          <w:rStyle w:val="any"/>
-          <w:lang w:val="en" w:eastAsia="en"/>
-        </w:rPr>
-      </w:pPr>
-      <w:r>
-        <w:rPr>
-          <w:rStyle w:val="any"/>
-          <w:lang w:val="en" w:eastAsia="en"/>
-        </w:rPr>
-        <w:t>─────────────┴────────────────────────────────────────────────────────────────────────</w:t>
+        <w:t xml:space="preserve">    Foreign  │</w:t>
+      </w:r>
+      <w:r>
+        <w:rPr>
+          <w:rStyle w:val="res"/>
+          <w:lang w:val="en" w:eastAsia="en"/>
+        </w:rPr>
+        <w:t xml:space="preserve">   3550.194   655.4564     5.42   0.000     2242.594    4857.793</w:t>
+      </w:r>
+    </w:p>
+    <w:p>
+      <w:pPr>
+        <w:pStyle w:val="stata-log"/>
+        <w:spacing w:before="0" w:after="0"/>
+        <w:ind w:left="300" w:right="300"/>
+        <w:rPr>
+          <w:rStyle w:val="any"/>
+          <w:lang w:val="en" w:eastAsia="en"/>
+        </w:rPr>
+      </w:pPr>
+      <w:r>
+        <w:rPr>
+          <w:rStyle w:val="any"/>
+          <w:lang w:val="en" w:eastAsia="en"/>
+        </w:rPr>
+        <w:t xml:space="preserve">       _cons │</w:t>
+      </w:r>
+      <w:r>
+        <w:rPr>
+          <w:rStyle w:val="res"/>
+          <w:lang w:val="en" w:eastAsia="en"/>
+        </w:rPr>
+        <w:t xml:space="preserve">    5515.58   5241.941     1.05   0.296    -4941.807    15972.97</w:t>
+      </w:r>
+    </w:p>
+    <w:p>
+      <w:pPr>
+        <w:pStyle w:val="stata-log"/>
+        <w:spacing w:before="0" w:after="0"/>
+        <w:ind w:left="300" w:right="300"/>
+        <w:rPr>
+          <w:rStyle w:val="any"/>
+          <w:lang w:val="en" w:eastAsia="en"/>
+        </w:rPr>
+      </w:pPr>
+      <w:r>
+        <w:rPr>
+          <w:rStyle w:val="any"/>
+          <w:lang w:val="en" w:eastAsia="en"/>
+        </w:rPr>
+        <w:t>─────────────┴────────────────────────────────────────────────────────────────</w:t>
       </w:r>
     </w:p>
     <w:p>
@@ -1187,7 +1187,7 @@
           <w:rStyle w:val="any"/>
           <w:lang w:val="en" w:eastAsia="en"/>
         </w:rPr>
-        <w:t xml:space="preserve"> Adjusted predictions                                       Number of obs  = </w:t>
+        <w:t xml:space="preserve">Adjusted predictions                                        Number of obs = </w:t>
       </w:r>
       <w:r>
         <w:rPr>
@@ -1212,7 +1212,7 @@
           <w:rStyle w:val="any"/>
           <w:lang w:val="en" w:eastAsia="en"/>
         </w:rPr>
-        <w:t xml:space="preserve"> Model VCE: </w:t>
+        <w:t xml:space="preserve">Model VCE: </w:t>
       </w:r>
       <w:r>
         <w:rPr>
@@ -1245,6 +1245,13 @@
       </w:pPr>
       <w:r>
         <w:rPr>
+          <w:rStyle w:val="any"/>
+          <w:lang w:val="en" w:eastAsia="en"/>
+        </w:rPr>
+        <w:t xml:space="preserve">Expression: </w:t>
+      </w:r>
+      <w:r>
+        <w:rPr>
           <w:rStyle w:val="res"/>
           <w:lang w:val="en" w:eastAsia="en"/>
         </w:rPr>
@@ -1298,7 +1305,7 @@
           <w:rStyle w:val="any"/>
           <w:lang w:val="en" w:eastAsia="en"/>
         </w:rPr>
-        <w:t xml:space="preserve">weight    = </w:t>
+        <w:t xml:space="preserve">    weight    = </w:t>
       </w:r>
       <w:r>
         <w:rPr>
@@ -1330,7 +1337,7 @@
           <w:rStyle w:val="any"/>
           <w:lang w:val="en" w:eastAsia="en"/>
         </w:rPr>
-        <w:t xml:space="preserve">length    = </w:t>
+        <w:t xml:space="preserve">    length    = </w:t>
       </w:r>
       <w:r>
         <w:rPr>
@@ -1362,7 +1369,7 @@
           <w:rStyle w:val="any"/>
           <w:lang w:val="en" w:eastAsia="en"/>
         </w:rPr>
-        <w:t xml:space="preserve">0.foreign = </w:t>
+        <w:t xml:space="preserve">    0.foreign = </w:t>
       </w:r>
       <w:r>
         <w:rPr>
@@ -1394,7 +1401,7 @@
           <w:rStyle w:val="any"/>
           <w:lang w:val="en" w:eastAsia="en"/>
         </w:rPr>
-        <w:t xml:space="preserve">1.foreign = </w:t>
+        <w:t xml:space="preserve">    1.foreign = </w:t>
       </w:r>
       <w:r>
         <w:rPr>
@@ -1437,7 +1444,7 @@
           <w:rStyle w:val="any"/>
           <w:lang w:val="en" w:eastAsia="en"/>
         </w:rPr>
-        <w:t>─────────────┬───────────────────────────────────────────────────────────────────────</w:t>
+        <w:t>─────────────┬────────────────────────────────────────────────────────────────</w:t>
       </w:r>
     </w:p>
     <w:p>
@@ -1473,25 +1480,25 @@
           <w:rStyle w:val="any"/>
           <w:lang w:val="en" w:eastAsia="en"/>
         </w:rPr>
-        <w:t xml:space="preserve">             │     Margin    std. err.       t    P&gt;|t|      [95% con f. interval]</w:t>
-      </w:r>
-    </w:p>
-    <w:p>
-      <w:pPr>
-        <w:pStyle w:val="stata-log"/>
-        <w:spacing w:before="0" w:after="0"/>
-        <w:ind w:left="300" w:right="300"/>
-        <w:rPr>
-          <w:rStyle w:val="any"/>
-          <w:lang w:val="en" w:eastAsia="en"/>
-        </w:rPr>
-      </w:pPr>
-      <w:r>
-        <w:rPr>
-          <w:rStyle w:val="any"/>
-          <w:lang w:val="en" w:eastAsia="en"/>
-        </w:rPr>
-        <w:t>─────────────┼───────────────────────────────────────────────────────────────────────</w:t>
+        <w:t xml:space="preserve">             │     Margin   std. err.      t    P&gt;|t|     [95% conf. interval]</w:t>
+      </w:r>
+    </w:p>
+    <w:p>
+      <w:pPr>
+        <w:pStyle w:val="stata-log"/>
+        <w:spacing w:before="0" w:after="0"/>
+        <w:ind w:left="300" w:right="300"/>
+        <w:rPr>
+          <w:rStyle w:val="any"/>
+          <w:lang w:val="en" w:eastAsia="en"/>
+        </w:rPr>
+      </w:pPr>
+      <w:r>
+        <w:rPr>
+          <w:rStyle w:val="any"/>
+          <w:lang w:val="en" w:eastAsia="en"/>
+        </w:rPr>
+        <w:t>─────────────┼────────────────────────────────────────────────────────────────</w:t>
       </w:r>
     </w:p>
     <w:p>
@@ -1527,57 +1534,57 @@
           <w:rStyle w:val="any"/>
           <w:lang w:val="en" w:eastAsia="en"/>
         </w:rPr>
-        <w:t xml:space="preserve">   Domestic  │ </w:t>
-      </w:r>
-      <w:r>
-        <w:rPr>
-          <w:rStyle w:val="res"/>
-          <w:lang w:val="en" w:eastAsia="en"/>
-        </w:rPr>
-        <w:t xml:space="preserve">   5109.794    306.6837     16.66    0.000      4497.977     5721.611</w:t>
-      </w:r>
-    </w:p>
-    <w:p>
-      <w:pPr>
-        <w:pStyle w:val="stata-log"/>
-        <w:spacing w:before="0" w:after="0"/>
-        <w:ind w:left="300" w:right="300"/>
-        <w:rPr>
-          <w:rStyle w:val="any"/>
-          <w:lang w:val="en" w:eastAsia="en"/>
-        </w:rPr>
-      </w:pPr>
-      <w:r>
-        <w:rPr>
-          <w:rStyle w:val="any"/>
-          <w:lang w:val="en" w:eastAsia="en"/>
-        </w:rPr>
-        <w:t xml:space="preserve">    Foreign  │ </w:t>
-      </w:r>
-      <w:r>
-        <w:rPr>
-          <w:rStyle w:val="res"/>
-          <w:lang w:val="en" w:eastAsia="en"/>
-        </w:rPr>
-        <w:t xml:space="preserve">   8659.987    517.9058     16.72    0.000      7626.794     9693.181</w:t>
-      </w:r>
-    </w:p>
-    <w:p>
-      <w:pPr>
-        <w:pStyle w:val="stata-log"/>
-        <w:spacing w:before="0" w:after="0"/>
-        <w:ind w:left="300" w:right="300"/>
-        <w:rPr>
-          <w:rStyle w:val="any"/>
-          <w:lang w:val="en" w:eastAsia="en"/>
-        </w:rPr>
-      </w:pPr>
-      <w:r>
-        <w:rPr>
-          <w:rStyle w:val="any"/>
-          <w:lang w:val="en" w:eastAsia="en"/>
-        </w:rPr>
-        <w:t>─────────────┴───────────────────────────────────────────────────────────────────────</w:t>
+        <w:t xml:space="preserve">   Domestic  │</w:t>
+      </w:r>
+      <w:r>
+        <w:rPr>
+          <w:rStyle w:val="res"/>
+          <w:lang w:val="en" w:eastAsia="en"/>
+        </w:rPr>
+        <w:t xml:space="preserve">   5109.794   306.6837    16.66   0.000     4497.977    5721.611</w:t>
+      </w:r>
+    </w:p>
+    <w:p>
+      <w:pPr>
+        <w:pStyle w:val="stata-log"/>
+        <w:spacing w:before="0" w:after="0"/>
+        <w:ind w:left="300" w:right="300"/>
+        <w:rPr>
+          <w:rStyle w:val="any"/>
+          <w:lang w:val="en" w:eastAsia="en"/>
+        </w:rPr>
+      </w:pPr>
+      <w:r>
+        <w:rPr>
+          <w:rStyle w:val="any"/>
+          <w:lang w:val="en" w:eastAsia="en"/>
+        </w:rPr>
+        <w:t xml:space="preserve">    Foreign  │</w:t>
+      </w:r>
+      <w:r>
+        <w:rPr>
+          <w:rStyle w:val="res"/>
+          <w:lang w:val="en" w:eastAsia="en"/>
+        </w:rPr>
+        <w:t xml:space="preserve">   8659.987   517.9058    16.72   0.000     7626.794    9693.181</w:t>
+      </w:r>
+    </w:p>
+    <w:p>
+      <w:pPr>
+        <w:pStyle w:val="stata-log"/>
+        <w:spacing w:before="0" w:after="0"/>
+        <w:ind w:left="300" w:right="300"/>
+        <w:rPr>
+          <w:rStyle w:val="any"/>
+          <w:lang w:val="en" w:eastAsia="en"/>
+        </w:rPr>
+      </w:pPr>
+      <w:r>
+        <w:rPr>
+          <w:rStyle w:val="any"/>
+          <w:lang w:val="en" w:eastAsia="en"/>
+        </w:rPr>
+        <w:t>─────────────┴────────────────────────────────────────────────────────────────</w:t>
       </w:r>
     </w:p>
     <w:p>
@@ -1642,7 +1649,7 @@
           <w:rStyle w:val="any"/>
           <w:lang w:val="en" w:eastAsia="en"/>
         </w:rPr>
-        <w:t>┌────────────────┐─────────────────────────────────────────────────────────────</w:t>
+        <w:t>┌────────────────┐</w:t>
       </w:r>
     </w:p>
     <w:p>
@@ -1678,7 +1685,7 @@
           <w:rStyle w:val="any"/>
           <w:lang w:val="en" w:eastAsia="en"/>
         </w:rPr>
-        <w:t>├────────────────┤─────────────────────────────────────────────────────────────</w:t>
+        <w:t>├────────────────┤</w:t>
       </w:r>
     </w:p>
     <w:p>
@@ -1764,7 +1771,7 @@
           <w:rStyle w:val="any"/>
           <w:lang w:val="en" w:eastAsia="en"/>
         </w:rPr>
-        <w:t>└────────────────┘─────────────────────────────────────────────────────────────</w:t>
+        <w:t>└────────────────┘</w:t>
       </w:r>
     </w:p>
     <w:p>
@@ -1829,7 +1836,7 @@
           <w:rStyle w:val="any"/>
           <w:lang w:val="en" w:eastAsia="en"/>
         </w:rPr>
-        <w:t>───────────┼───────────────────────────────────────────────────────┼───────────</w:t>
+        <w:t>───────────┼───────────────────────────────────────────────────────┼──────────</w:t>
       </w:r>
     </w:p>
     <w:p>
@@ -1925,7 +1932,7 @@
           <w:rStyle w:val="any"/>
           <w:lang w:val="en" w:eastAsia="en"/>
         </w:rPr>
-        <w:t>───────────┼───────────────────────────────────────────────────────┼───────────</w:t>
+        <w:t>───────────┼───────────────────────────────────────────────────────┼──────────</w:t>
       </w:r>
     </w:p>
     <w:p>
@@ -2021,7 +2028,7 @@
           <w:rStyle w:val="any"/>
           <w:lang w:val="en" w:eastAsia="en"/>
         </w:rPr>
-        <w:t>───────────┼───────────────────────────────────────────────────────┼───────────</w:t>
+        <w:t>───────────┼───────────────────────────────────────────────────────┼──────────</w:t>
       </w:r>
     </w:p>
     <w:p>
@@ -2345,7 +2352,7 @@
               <a:graphicData uri="http://schemas.openxmlformats.org/drawingml/2006/picture">
                 <pic:pic xmlns:pic="http://schemas.openxmlformats.org/drawingml/2006/picture">
                   <pic:nvPicPr>
-                    <pic:cNvPr id="1635936113" name=""/>
+                    <pic:cNvPr id="2000573770" name=""/>
                     <pic:cNvPicPr>
                       <a:picLocks noChangeAspect="1"/>
                     </pic:cNvPicPr>
@@ -2464,8 +2471,8 @@
       </w:r>
     </w:p>
     <w:sectPr>
-      <w:pgMar w:header="708" w:footer="708"/>
-      <w:cols w:space="708"/>
+      <w:pgMar w:header="720" w:footer="720"/>
+      <w:cols w:space="720"/>
     </w:sectPr>
   </w:body>
 </w:document>

--- a/logdoc/demo/sample.docx
+++ b/logdoc/demo/sample.docx
@@ -2342,7 +2342,7 @@
         </w:rPr>
         <w:drawing>
           <wp:inline>
-            <wp:extent cx="5943600" cy="4319016"/>
+            <wp:extent cx="5943600" cy="3962400"/>
             <wp:effectExtent l="9525" t="9525" r="9525" b="9525"/>
             <wp:docPr id="100002" name="" descr="logdoc/demo/residuals.png"/>
             <wp:cNvGraphicFramePr>
@@ -2352,7 +2352,7 @@
               <a:graphicData uri="http://schemas.openxmlformats.org/drawingml/2006/picture">
                 <pic:pic xmlns:pic="http://schemas.openxmlformats.org/drawingml/2006/picture">
                   <pic:nvPicPr>
-                    <pic:cNvPr id="2000573770" name=""/>
+                    <pic:cNvPr id="114421825" name=""/>
                     <pic:cNvPicPr>
                       <a:picLocks noChangeAspect="1"/>
                     </pic:cNvPicPr>
@@ -2366,7 +2366,7 @@
                   <pic:spPr>
                     <a:xfrm>
                       <a:off x="0" y="0"/>
-                      <a:ext cx="5943600" cy="4319016"/>
+                      <a:ext cx="5943600" cy="3962400"/>
                     </a:xfrm>
                     <a:prstGeom prst="rect">
                       <a:avLst/>
